--- a/ComputacionMovil/Unidad 2/20250708_23_49_57_Anexo_Formato entrega informe (act3).docx
+++ b/ComputacionMovil/Unidad 2/20250708_23_49_57_Anexo_Formato entrega informe (act3).docx
@@ -1269,8 +1269,34 @@
                                             <w14:round/>
                                           </w14:textOutline>
                                         </w:rPr>
-                                        <w:t>Hola Usuario Admin</w:t>
+                                        <w:t xml:space="preserve">Hola Usuario </w:t>
                                       </w:r>
+                                      <w:proofErr w:type="spellStart"/>
+                                      <w:r>
+                                        <w:rPr>
+                                          <w:rFonts w:asciiTheme="minorHAnsi" w:hAnsi="Calibri" w:cstheme="minorBidi"/>
+                                          <w:b/>
+                                          <w:bCs/>
+                                          <w:color w:val="FFFFFF" w:themeColor="background1"/>
+                                          <w:kern w:val="24"/>
+                                          <w:sz w:val="48"/>
+                                          <w:szCs w:val="48"/>
+                                          <w14:shadow w14:blurRad="38100" w14:dist="22860" w14:dir="5400000" w14:sx="100000" w14:sy="100000" w14:kx="0" w14:ky="0" w14:algn="tl">
+                                            <w14:srgbClr w14:val="000000">
+                                              <w14:alpha w14:val="70000"/>
+                                            </w14:srgbClr>
+                                          </w14:shadow>
+                                          <w14:textOutline w14:w="10160" w14:cap="flat" w14:cmpd="sng" w14:algn="ctr">
+                                            <w14:solidFill>
+                                              <w14:schemeClr w14:val="bg1"/>
+                                            </w14:solidFill>
+                                            <w14:prstDash w14:val="solid"/>
+                                            <w14:round/>
+                                          </w14:textOutline>
+                                        </w:rPr>
+                                        <w:t>Admin</w:t>
+                                      </w:r>
+                                      <w:proofErr w:type="spellEnd"/>
                                     </w:p>
                                   </w:txbxContent>
                                 </wps:txbx>
@@ -2046,8 +2072,34 @@
                                       <w14:round/>
                                     </w14:textOutline>
                                   </w:rPr>
-                                  <w:t>Hola Usuario Admin</w:t>
+                                  <w:t xml:space="preserve">Hola Usuario </w:t>
                                 </w:r>
+                                <w:proofErr w:type="spellStart"/>
+                                <w:r>
+                                  <w:rPr>
+                                    <w:rFonts w:asciiTheme="minorHAnsi" w:hAnsi="Calibri" w:cstheme="minorBidi"/>
+                                    <w:b/>
+                                    <w:bCs/>
+                                    <w:color w:val="FFFFFF" w:themeColor="background1"/>
+                                    <w:kern w:val="24"/>
+                                    <w:sz w:val="48"/>
+                                    <w:szCs w:val="48"/>
+                                    <w14:shadow w14:blurRad="38100" w14:dist="22860" w14:dir="5400000" w14:sx="100000" w14:sy="100000" w14:kx="0" w14:ky="0" w14:algn="tl">
+                                      <w14:srgbClr w14:val="000000">
+                                        <w14:alpha w14:val="70000"/>
+                                      </w14:srgbClr>
+                                    </w14:shadow>
+                                    <w14:textOutline w14:w="10160" w14:cap="flat" w14:cmpd="sng" w14:algn="ctr">
+                                      <w14:solidFill>
+                                        <w14:schemeClr w14:val="bg1"/>
+                                      </w14:solidFill>
+                                      <w14:prstDash w14:val="solid"/>
+                                      <w14:round/>
+                                    </w14:textOutline>
+                                  </w:rPr>
+                                  <w:t>Admin</w:t>
+                                </w:r>
+                                <w:proofErr w:type="spellEnd"/>
                               </w:p>
                             </w:txbxContent>
                           </v:textbox>
@@ -6903,192 +6955,6 @@
           <w:szCs w:val="48"/>
         </w:rPr>
       </w:pPr>
-      <w:r>
-        <w:rPr>
-          <w:rFonts w:ascii="Poppins" w:hAnsi="Poppins"/>
-          <w:color w:val="333D60"/>
-          <w:sz w:val="32"/>
-          <w:szCs w:val="48"/>
-        </w:rPr>
-        <w:br w:type="page"/>
-      </w:r>
-    </w:p>
-    <w:p>
-      <w:pPr>
-        <w:jc w:val="center"/>
-        <w:rPr>
-          <w:rFonts w:ascii="Poppins" w:hAnsi="Poppins"/>
-          <w:color w:val="333D60"/>
-          <w:sz w:val="32"/>
-          <w:szCs w:val="48"/>
-        </w:rPr>
-      </w:pPr>
-    </w:p>
-    <w:p>
-      <w:pPr>
-        <w:jc w:val="left"/>
-        <w:rPr>
-          <w:rFonts w:ascii="Poppins" w:hAnsi="Poppins"/>
-          <w:color w:val="333D60"/>
-          <w:sz w:val="32"/>
-          <w:szCs w:val="48"/>
-        </w:rPr>
-      </w:pPr>
-      <w:r>
-        <w:rPr>
-          <w:rFonts w:ascii="Poppins" w:hAnsi="Poppins"/>
-          <w:color w:val="333D60"/>
-          <w:sz w:val="32"/>
-          <w:szCs w:val="48"/>
-        </w:rPr>
-        <w:t>Descripción técnica de cada pantalla</w:t>
-      </w:r>
-    </w:p>
-    <w:p>
-      <w:pPr>
-        <w:jc w:val="left"/>
-      </w:pPr>
-      <w:r>
-        <w:t>Para cada una de las pantallas, incluye una breve descripción técnica en la que expliques:</w:t>
-      </w:r>
-    </w:p>
-    <w:p>
-      <w:pPr>
-        <w:numPr>
-          <w:ilvl w:val="0"/>
-          <w:numId w:val="7"/>
-        </w:numPr>
-        <w:jc w:val="left"/>
-      </w:pPr>
-      <w:r>
-        <w:t>Qué función cumple dentro del sistema.</w:t>
-      </w:r>
-    </w:p>
-    <w:p>
-      <w:pPr>
-        <w:numPr>
-          <w:ilvl w:val="0"/>
-          <w:numId w:val="7"/>
-        </w:numPr>
-        <w:jc w:val="left"/>
-      </w:pPr>
-      <w:r>
-        <w:t>Qué funcionalidad específica representa.</w:t>
-      </w:r>
-    </w:p>
-    <w:p>
-      <w:pPr>
-        <w:numPr>
-          <w:ilvl w:val="0"/>
-          <w:numId w:val="7"/>
-        </w:numPr>
-        <w:jc w:val="left"/>
-      </w:pPr>
-      <w:r>
-        <w:t>Cómo se relaciona con las demás vistas en el flujo de navegación del usuario</w:t>
-      </w:r>
-      <w:r>
-        <w:rPr>
-          <w:b/>
-          <w:bCs/>
-        </w:rPr>
-        <w:br w:type="page"/>
-      </w:r>
-    </w:p>
-    <w:p>
-      <w:pPr>
-        <w:jc w:val="center"/>
-        <w:rPr>
-          <w:rFonts w:ascii="Poppins" w:hAnsi="Poppins"/>
-          <w:color w:val="333D60"/>
-          <w:sz w:val="32"/>
-          <w:szCs w:val="48"/>
-        </w:rPr>
-      </w:pPr>
-      <w:r>
-        <w:rPr>
-          <w:rFonts w:ascii="Poppins" w:hAnsi="Poppins"/>
-          <w:color w:val="333D60"/>
-          <w:sz w:val="32"/>
-          <w:szCs w:val="48"/>
-        </w:rPr>
-        <w:lastRenderedPageBreak/>
-        <w:t>Coherencia visual y funcional</w:t>
-      </w:r>
-    </w:p>
-    <w:p>
-      <w:pPr>
-        <w:spacing w:after="240"/>
-        <w:jc w:val="left"/>
-        <w:rPr>
-          <w:b/>
-          <w:bCs/>
-          <w:lang w:val="es-ES"/>
-        </w:rPr>
-      </w:pPr>
-      <w:r>
-        <w:t>Analiza la conexión entre las pantallas que diseñaste. Evalúa si existe una estructura lógica de navegación, si la jerarquía visual es clara y si los elementos interactivos están organizados de forma coherente. Este apartado debe evidenciar que aplicaste principios básicos de usabilidad y diseño de experiencia de usuario.</w:t>
-      </w:r>
-      <w:r>
-        <w:rPr>
-          <w:b/>
-          <w:bCs/>
-          <w:lang w:val="es-ES"/>
-        </w:rPr>
-        <w:br w:type="page"/>
-      </w:r>
-    </w:p>
-    <w:p>
-      <w:pPr>
-        <w:spacing w:after="240"/>
-        <w:jc w:val="center"/>
-        <w:rPr>
-          <w:rFonts w:ascii="Poppins" w:hAnsi="Poppins"/>
-          <w:color w:val="333D60"/>
-          <w:sz w:val="32"/>
-          <w:szCs w:val="48"/>
-        </w:rPr>
-      </w:pPr>
-      <w:r>
-        <w:rPr>
-          <w:rFonts w:ascii="Poppins" w:hAnsi="Poppins"/>
-          <w:color w:val="333D60"/>
-          <w:sz w:val="32"/>
-          <w:szCs w:val="48"/>
-        </w:rPr>
-        <w:lastRenderedPageBreak/>
-        <w:t>Conclusión</w:t>
-      </w:r>
-    </w:p>
-    <w:p>
-      <w:pPr>
-        <w:spacing w:after="240"/>
-        <w:rPr>
-          <w:rStyle w:val="normaltextrun"/>
-        </w:rPr>
-      </w:pPr>
-      <w:r>
-        <w:t>Reflexiona sobre cómo los bocetos que elaboraste contribuyen a responder a la necesidad identificada en tu contexto. Explica cómo estas representaciones visuales facilitarán el desarrollo posterior de la aplicación y permitirán una mejor planificación de su implementación.</w:t>
-      </w:r>
-    </w:p>
-    <w:p>
-      <w:pPr>
-        <w:spacing w:after="240"/>
-        <w:rPr>
-          <w:rStyle w:val="normaltextrun"/>
-          <w:rFonts w:eastAsiaTheme="majorEastAsia"/>
-          <w:szCs w:val="24"/>
-        </w:rPr>
-      </w:pPr>
-    </w:p>
-    <w:p>
-      <w:pPr>
-        <w:rPr>
-          <w:rStyle w:val="normaltextrun"/>
-          <w:rFonts w:eastAsiaTheme="majorEastAsia"/>
-          <w:szCs w:val="24"/>
-        </w:rPr>
-      </w:pPr>
     </w:p>
     <w:sectPr>
       <w:headerReference w:type="even" r:id="rId93"/>
